--- a/public/assets/files/stacjonarne/TBS.docx
+++ b/public/assets/files/stacjonarne/TBS.docx
@@ -523,6 +523,7 @@
                 <w:i w:val="0"/>
                 <w:sz w:val="22"/>
               </w:rPr>
+              <w:t>I</w:t>
             </w:r>
           </w:p>
         </w:tc>
@@ -560,6 +561,7 @@
                 <w:i w:val="0"/>
                 <w:sz w:val="22"/>
               </w:rPr>
+              <w:t>specjalizacyjny</w:t>
             </w:r>
           </w:p>
         </w:tc>

--- a/public/assets/files/stacjonarne/TBS.docx
+++ b/public/assets/files/stacjonarne/TBS.docx
@@ -1866,14 +1866,13 @@
       </w:tblPr>
       <w:tblGrid>
         <w:gridCol w:w="680"/>
-        <w:gridCol w:w="4536"/>
-        <w:gridCol w:w="4252"/>
+        <w:gridCol w:w="8788"/>
       </w:tblGrid>
       <w:tr>
         <w:tc>
           <w:tcPr>
             <w:tcW w:type="dxa" w:w="9468"/>
-            <w:gridSpan w:val="3"/>
+            <w:gridSpan w:val="2"/>
             <w:shd w:val="clear" w:color="auto" w:fill="D9D9D9"/>
           </w:tcPr>
           <w:p>
@@ -1915,7 +1914,7 @@
         </w:tc>
         <w:tc>
           <w:tcPr>
-            <w:tcW w:type="dxa" w:w="4536"/>
+            <w:tcW w:type="dxa" w:w="8788"/>
             <w:shd w:val="clear" w:color="auto" w:fill="D9D9D9"/>
           </w:tcPr>
           <w:p>
@@ -1929,27 +1928,7 @@
                 <w:i w:val="0"/>
                 <w:sz w:val="16"/>
               </w:rPr>
-              <w:t>Wykład</w:t>
-            </w:r>
-          </w:p>
-        </w:tc>
-        <w:tc>
-          <w:tcPr>
-            <w:tcW w:type="dxa" w:w="4252"/>
-            <w:shd w:val="clear" w:color="auto" w:fill="D9D9D9"/>
-          </w:tcPr>
-          <w:p>
-            <w:pPr>
-              <w:spacing w:before="20" w:after="20"/>
-            </w:pPr>
-            <w:r>
-              <w:rPr>
-                <w:rFonts w:ascii="Aptos" w:hAnsi="Aptos"/>
-                <w:b/>
-                <w:i w:val="0"/>
-                <w:sz w:val="16"/>
-              </w:rPr>
-              <w:t>Ćwiczenia / Laboratorium / Pracownia</w:t>
+              <w:t>Treści programowe</w:t>
             </w:r>
           </w:p>
         </w:tc>
@@ -1976,7 +1955,7 @@
         </w:tc>
         <w:tc>
           <w:tcPr>
-            <w:tcW w:type="dxa" w:w="4536"/>
+            <w:tcW w:type="dxa" w:w="8788"/>
           </w:tcPr>
           <w:p>
             <w:pPr>
@@ -1990,24 +1969,6 @@
                 <w:sz w:val="22"/>
               </w:rPr>
               <w:t>1. Wprowadzenie do testowania bezpieczeństwa</w:t>
-            </w:r>
-          </w:p>
-        </w:tc>
-        <w:tc>
-          <w:tcPr>
-            <w:tcW w:type="dxa" w:w="4252"/>
-          </w:tcPr>
-          <w:p>
-            <w:pPr>
-              <w:spacing w:before="20" w:after="20"/>
-            </w:pPr>
-            <w:r>
-              <w:rPr>
-                <w:rFonts w:ascii="Aptos" w:hAnsi="Aptos"/>
-                <w:b w:val="0"/>
-                <w:i w:val="0"/>
-                <w:sz w:val="22"/>
-              </w:rPr>
             </w:r>
           </w:p>
         </w:tc>
@@ -2034,7 +1995,7 @@
         </w:tc>
         <w:tc>
           <w:tcPr>
-            <w:tcW w:type="dxa" w:w="4536"/>
+            <w:tcW w:type="dxa" w:w="8788"/>
           </w:tcPr>
           <w:p>
             <w:pPr>
@@ -2048,24 +2009,6 @@
                 <w:sz w:val="22"/>
               </w:rPr>
               <w:t>Cel i znaczenie testowania bezpieczeństwa.</w:t>
-            </w:r>
-          </w:p>
-        </w:tc>
-        <w:tc>
-          <w:tcPr>
-            <w:tcW w:type="dxa" w:w="4252"/>
-          </w:tcPr>
-          <w:p>
-            <w:pPr>
-              <w:spacing w:before="20" w:after="20"/>
-            </w:pPr>
-            <w:r>
-              <w:rPr>
-                <w:rFonts w:ascii="Aptos" w:hAnsi="Aptos"/>
-                <w:b w:val="0"/>
-                <w:i w:val="0"/>
-                <w:sz w:val="22"/>
-              </w:rPr>
             </w:r>
           </w:p>
         </w:tc>
@@ -2092,7 +2035,7 @@
         </w:tc>
         <w:tc>
           <w:tcPr>
-            <w:tcW w:type="dxa" w:w="4536"/>
+            <w:tcW w:type="dxa" w:w="8788"/>
           </w:tcPr>
           <w:p>
             <w:pPr>
@@ -2106,24 +2049,6 @@
                 <w:sz w:val="22"/>
               </w:rPr>
               <w:t>2. Metodologia testów penetracyjnych</w:t>
-            </w:r>
-          </w:p>
-        </w:tc>
-        <w:tc>
-          <w:tcPr>
-            <w:tcW w:type="dxa" w:w="4252"/>
-          </w:tcPr>
-          <w:p>
-            <w:pPr>
-              <w:spacing w:before="20" w:after="20"/>
-            </w:pPr>
-            <w:r>
-              <w:rPr>
-                <w:rFonts w:ascii="Aptos" w:hAnsi="Aptos"/>
-                <w:b w:val="0"/>
-                <w:i w:val="0"/>
-                <w:sz w:val="22"/>
-              </w:rPr>
             </w:r>
           </w:p>
         </w:tc>
@@ -2150,7 +2075,7 @@
         </w:tc>
         <w:tc>
           <w:tcPr>
-            <w:tcW w:type="dxa" w:w="4536"/>
+            <w:tcW w:type="dxa" w:w="8788"/>
           </w:tcPr>
           <w:p>
             <w:pPr>
@@ -2164,24 +2089,6 @@
                 <w:sz w:val="22"/>
               </w:rPr>
               <w:t>Definicja testów penetracyjnych.</w:t>
-            </w:r>
-          </w:p>
-        </w:tc>
-        <w:tc>
-          <w:tcPr>
-            <w:tcW w:type="dxa" w:w="4252"/>
-          </w:tcPr>
-          <w:p>
-            <w:pPr>
-              <w:spacing w:before="20" w:after="20"/>
-            </w:pPr>
-            <w:r>
-              <w:rPr>
-                <w:rFonts w:ascii="Aptos" w:hAnsi="Aptos"/>
-                <w:b w:val="0"/>
-                <w:i w:val="0"/>
-                <w:sz w:val="22"/>
-              </w:rPr>
             </w:r>
           </w:p>
         </w:tc>
@@ -2208,7 +2115,7 @@
         </w:tc>
         <w:tc>
           <w:tcPr>
-            <w:tcW w:type="dxa" w:w="4536"/>
+            <w:tcW w:type="dxa" w:w="8788"/>
           </w:tcPr>
           <w:p>
             <w:pPr>
@@ -2222,24 +2129,6 @@
                 <w:sz w:val="22"/>
               </w:rPr>
               <w:t>Różne podejścia i metodologie.</w:t>
-            </w:r>
-          </w:p>
-        </w:tc>
-        <w:tc>
-          <w:tcPr>
-            <w:tcW w:type="dxa" w:w="4252"/>
-          </w:tcPr>
-          <w:p>
-            <w:pPr>
-              <w:spacing w:before="20" w:after="20"/>
-            </w:pPr>
-            <w:r>
-              <w:rPr>
-                <w:rFonts w:ascii="Aptos" w:hAnsi="Aptos"/>
-                <w:b w:val="0"/>
-                <w:i w:val="0"/>
-                <w:sz w:val="22"/>
-              </w:rPr>
             </w:r>
           </w:p>
         </w:tc>
@@ -2266,7 +2155,7 @@
         </w:tc>
         <w:tc>
           <w:tcPr>
-            <w:tcW w:type="dxa" w:w="4536"/>
+            <w:tcW w:type="dxa" w:w="8788"/>
           </w:tcPr>
           <w:p>
             <w:pPr>
@@ -2280,24 +2169,6 @@
                 <w:sz w:val="22"/>
               </w:rPr>
               <w:t>Etapy testów penetracyjnych: rozpoznanie, skanowanie, uzyskiwanie dostępu, utrzymanie dostępu, analiza i raportowanie.</w:t>
-            </w:r>
-          </w:p>
-        </w:tc>
-        <w:tc>
-          <w:tcPr>
-            <w:tcW w:type="dxa" w:w="4252"/>
-          </w:tcPr>
-          <w:p>
-            <w:pPr>
-              <w:spacing w:before="20" w:after="20"/>
-            </w:pPr>
-            <w:r>
-              <w:rPr>
-                <w:rFonts w:ascii="Aptos" w:hAnsi="Aptos"/>
-                <w:b w:val="0"/>
-                <w:i w:val="0"/>
-                <w:sz w:val="22"/>
-              </w:rPr>
             </w:r>
           </w:p>
         </w:tc>
@@ -2324,7 +2195,7 @@
         </w:tc>
         <w:tc>
           <w:tcPr>
-            <w:tcW w:type="dxa" w:w="4536"/>
+            <w:tcW w:type="dxa" w:w="8788"/>
           </w:tcPr>
           <w:p>
             <w:pPr>
@@ -2338,24 +2209,6 @@
                 <w:sz w:val="22"/>
               </w:rPr>
               <w:t>Ćwiczenia praktyczne: Rozpoznanie i skanowanie w rzeczywistych scenariuszach.</w:t>
-            </w:r>
-          </w:p>
-        </w:tc>
-        <w:tc>
-          <w:tcPr>
-            <w:tcW w:type="dxa" w:w="4252"/>
-          </w:tcPr>
-          <w:p>
-            <w:pPr>
-              <w:spacing w:before="20" w:after="20"/>
-            </w:pPr>
-            <w:r>
-              <w:rPr>
-                <w:rFonts w:ascii="Aptos" w:hAnsi="Aptos"/>
-                <w:b w:val="0"/>
-                <w:i w:val="0"/>
-                <w:sz w:val="22"/>
-              </w:rPr>
             </w:r>
           </w:p>
         </w:tc>
@@ -2382,7 +2235,7 @@
         </w:tc>
         <w:tc>
           <w:tcPr>
-            <w:tcW w:type="dxa" w:w="4536"/>
+            <w:tcW w:type="dxa" w:w="8788"/>
           </w:tcPr>
           <w:p>
             <w:pPr>
@@ -2396,24 +2249,6 @@
                 <w:sz w:val="22"/>
               </w:rPr>
               <w:t>3. Metasploit</w:t>
-            </w:r>
-          </w:p>
-        </w:tc>
-        <w:tc>
-          <w:tcPr>
-            <w:tcW w:type="dxa" w:w="4252"/>
-          </w:tcPr>
-          <w:p>
-            <w:pPr>
-              <w:spacing w:before="20" w:after="20"/>
-            </w:pPr>
-            <w:r>
-              <w:rPr>
-                <w:rFonts w:ascii="Aptos" w:hAnsi="Aptos"/>
-                <w:b w:val="0"/>
-                <w:i w:val="0"/>
-                <w:sz w:val="22"/>
-              </w:rPr>
             </w:r>
           </w:p>
         </w:tc>
@@ -2440,7 +2275,7 @@
         </w:tc>
         <w:tc>
           <w:tcPr>
-            <w:tcW w:type="dxa" w:w="4536"/>
+            <w:tcW w:type="dxa" w:w="8788"/>
           </w:tcPr>
           <w:p>
             <w:pPr>
@@ -2454,24 +2289,6 @@
                 <w:sz w:val="22"/>
               </w:rPr>
               <w:t>Wprowadzenie do narzędzia Metasploit.</w:t>
-            </w:r>
-          </w:p>
-        </w:tc>
-        <w:tc>
-          <w:tcPr>
-            <w:tcW w:type="dxa" w:w="4252"/>
-          </w:tcPr>
-          <w:p>
-            <w:pPr>
-              <w:spacing w:before="20" w:after="20"/>
-            </w:pPr>
-            <w:r>
-              <w:rPr>
-                <w:rFonts w:ascii="Aptos" w:hAnsi="Aptos"/>
-                <w:b w:val="0"/>
-                <w:i w:val="0"/>
-                <w:sz w:val="22"/>
-              </w:rPr>
             </w:r>
           </w:p>
         </w:tc>
@@ -2498,7 +2315,7 @@
         </w:tc>
         <w:tc>
           <w:tcPr>
-            <w:tcW w:type="dxa" w:w="4536"/>
+            <w:tcW w:type="dxa" w:w="8788"/>
           </w:tcPr>
           <w:p>
             <w:pPr>
@@ -2512,24 +2329,6 @@
                 <w:sz w:val="22"/>
               </w:rPr>
               <w:t>Konfiguracja i podstawowe funkcje.</w:t>
-            </w:r>
-          </w:p>
-        </w:tc>
-        <w:tc>
-          <w:tcPr>
-            <w:tcW w:type="dxa" w:w="4252"/>
-          </w:tcPr>
-          <w:p>
-            <w:pPr>
-              <w:spacing w:before="20" w:after="20"/>
-            </w:pPr>
-            <w:r>
-              <w:rPr>
-                <w:rFonts w:ascii="Aptos" w:hAnsi="Aptos"/>
-                <w:b w:val="0"/>
-                <w:i w:val="0"/>
-                <w:sz w:val="22"/>
-              </w:rPr>
             </w:r>
           </w:p>
         </w:tc>
@@ -2556,7 +2355,7 @@
         </w:tc>
         <w:tc>
           <w:tcPr>
-            <w:tcW w:type="dxa" w:w="4536"/>
+            <w:tcW w:type="dxa" w:w="8788"/>
           </w:tcPr>
           <w:p>
             <w:pPr>
@@ -2570,24 +2369,6 @@
                 <w:sz w:val="22"/>
               </w:rPr>
               <w:t>Przykłady wykorzystania Metasploit do testów penetracyjnych.</w:t>
-            </w:r>
-          </w:p>
-        </w:tc>
-        <w:tc>
-          <w:tcPr>
-            <w:tcW w:type="dxa" w:w="4252"/>
-          </w:tcPr>
-          <w:p>
-            <w:pPr>
-              <w:spacing w:before="20" w:after="20"/>
-            </w:pPr>
-            <w:r>
-              <w:rPr>
-                <w:rFonts w:ascii="Aptos" w:hAnsi="Aptos"/>
-                <w:b w:val="0"/>
-                <w:i w:val="0"/>
-                <w:sz w:val="22"/>
-              </w:rPr>
             </w:r>
           </w:p>
         </w:tc>
@@ -2614,7 +2395,7 @@
         </w:tc>
         <w:tc>
           <w:tcPr>
-            <w:tcW w:type="dxa" w:w="4536"/>
+            <w:tcW w:type="dxa" w:w="8788"/>
           </w:tcPr>
           <w:p>
             <w:pPr>
@@ -2628,24 +2409,6 @@
                 <w:sz w:val="22"/>
               </w:rPr>
               <w:t>Ćwiczenia praktyczne: Wykorzystanie Metasploit do eksploatacji luk w zabezpieczeniach.</w:t>
-            </w:r>
-          </w:p>
-        </w:tc>
-        <w:tc>
-          <w:tcPr>
-            <w:tcW w:type="dxa" w:w="4252"/>
-          </w:tcPr>
-          <w:p>
-            <w:pPr>
-              <w:spacing w:before="20" w:after="20"/>
-            </w:pPr>
-            <w:r>
-              <w:rPr>
-                <w:rFonts w:ascii="Aptos" w:hAnsi="Aptos"/>
-                <w:b w:val="0"/>
-                <w:i w:val="0"/>
-                <w:sz w:val="22"/>
-              </w:rPr>
             </w:r>
           </w:p>
         </w:tc>
@@ -2672,7 +2435,7 @@
         </w:tc>
         <w:tc>
           <w:tcPr>
-            <w:tcW w:type="dxa" w:w="4536"/>
+            <w:tcW w:type="dxa" w:w="8788"/>
           </w:tcPr>
           <w:p>
             <w:pPr>
@@ -2686,24 +2449,6 @@
                 <w:sz w:val="22"/>
               </w:rPr>
               <w:t>4. Bezpieczeństwo aplikacji webowych</w:t>
-            </w:r>
-          </w:p>
-        </w:tc>
-        <w:tc>
-          <w:tcPr>
-            <w:tcW w:type="dxa" w:w="4252"/>
-          </w:tcPr>
-          <w:p>
-            <w:pPr>
-              <w:spacing w:before="20" w:after="20"/>
-            </w:pPr>
-            <w:r>
-              <w:rPr>
-                <w:rFonts w:ascii="Aptos" w:hAnsi="Aptos"/>
-                <w:b w:val="0"/>
-                <w:i w:val="0"/>
-                <w:sz w:val="22"/>
-              </w:rPr>
             </w:r>
           </w:p>
         </w:tc>
@@ -2730,7 +2475,7 @@
         </w:tc>
         <w:tc>
           <w:tcPr>
-            <w:tcW w:type="dxa" w:w="4536"/>
+            <w:tcW w:type="dxa" w:w="8788"/>
           </w:tcPr>
           <w:p>
             <w:pPr>
@@ -2744,24 +2489,6 @@
                 <w:sz w:val="22"/>
               </w:rPr>
               <w:t>Najczęstsze zagrożenia i luki w zabezpieczeniach aplikacji webowych.</w:t>
-            </w:r>
-          </w:p>
-        </w:tc>
-        <w:tc>
-          <w:tcPr>
-            <w:tcW w:type="dxa" w:w="4252"/>
-          </w:tcPr>
-          <w:p>
-            <w:pPr>
-              <w:spacing w:before="20" w:after="20"/>
-            </w:pPr>
-            <w:r>
-              <w:rPr>
-                <w:rFonts w:ascii="Aptos" w:hAnsi="Aptos"/>
-                <w:b w:val="0"/>
-                <w:i w:val="0"/>
-                <w:sz w:val="22"/>
-              </w:rPr>
             </w:r>
           </w:p>
         </w:tc>
@@ -2788,7 +2515,7 @@
         </w:tc>
         <w:tc>
           <w:tcPr>
-            <w:tcW w:type="dxa" w:w="4536"/>
+            <w:tcW w:type="dxa" w:w="8788"/>
           </w:tcPr>
           <w:p>
             <w:pPr>
@@ -2802,24 +2529,6 @@
                 <w:sz w:val="22"/>
               </w:rPr>
               <w:t>Przykłady ataków i ich skutki.</w:t>
-            </w:r>
-          </w:p>
-        </w:tc>
-        <w:tc>
-          <w:tcPr>
-            <w:tcW w:type="dxa" w:w="4252"/>
-          </w:tcPr>
-          <w:p>
-            <w:pPr>
-              <w:spacing w:before="20" w:after="20"/>
-            </w:pPr>
-            <w:r>
-              <w:rPr>
-                <w:rFonts w:ascii="Aptos" w:hAnsi="Aptos"/>
-                <w:b w:val="0"/>
-                <w:i w:val="0"/>
-                <w:sz w:val="22"/>
-              </w:rPr>
             </w:r>
           </w:p>
         </w:tc>
@@ -2846,7 +2555,7 @@
         </w:tc>
         <w:tc>
           <w:tcPr>
-            <w:tcW w:type="dxa" w:w="4536"/>
+            <w:tcW w:type="dxa" w:w="8788"/>
           </w:tcPr>
           <w:p>
             <w:pPr>
@@ -2860,24 +2569,6 @@
                 <w:sz w:val="22"/>
               </w:rPr>
               <w:t>Techniki zabezpieczania aplikacji webowych.</w:t>
-            </w:r>
-          </w:p>
-        </w:tc>
-        <w:tc>
-          <w:tcPr>
-            <w:tcW w:type="dxa" w:w="4252"/>
-          </w:tcPr>
-          <w:p>
-            <w:pPr>
-              <w:spacing w:before="20" w:after="20"/>
-            </w:pPr>
-            <w:r>
-              <w:rPr>
-                <w:rFonts w:ascii="Aptos" w:hAnsi="Aptos"/>
-                <w:b w:val="0"/>
-                <w:i w:val="0"/>
-                <w:sz w:val="22"/>
-              </w:rPr>
             </w:r>
           </w:p>
         </w:tc>
@@ -2904,7 +2595,7 @@
         </w:tc>
         <w:tc>
           <w:tcPr>
-            <w:tcW w:type="dxa" w:w="4536"/>
+            <w:tcW w:type="dxa" w:w="8788"/>
           </w:tcPr>
           <w:p>
             <w:pPr>
@@ -2918,24 +2609,6 @@
                 <w:sz w:val="22"/>
               </w:rPr>
               <w:t>Ćwiczenia praktyczne: Symulacja ataków na aplikacje webowe i implementacja zabezpieczeń.</w:t>
-            </w:r>
-          </w:p>
-        </w:tc>
-        <w:tc>
-          <w:tcPr>
-            <w:tcW w:type="dxa" w:w="4252"/>
-          </w:tcPr>
-          <w:p>
-            <w:pPr>
-              <w:spacing w:before="20" w:after="20"/>
-            </w:pPr>
-            <w:r>
-              <w:rPr>
-                <w:rFonts w:ascii="Aptos" w:hAnsi="Aptos"/>
-                <w:b w:val="0"/>
-                <w:i w:val="0"/>
-                <w:sz w:val="22"/>
-              </w:rPr>
             </w:r>
           </w:p>
         </w:tc>
@@ -2962,7 +2635,7 @@
         </w:tc>
         <w:tc>
           <w:tcPr>
-            <w:tcW w:type="dxa" w:w="4536"/>
+            <w:tcW w:type="dxa" w:w="8788"/>
           </w:tcPr>
           <w:p>
             <w:pPr>
@@ -2976,24 +2649,6 @@
                 <w:sz w:val="22"/>
               </w:rPr>
               <w:t>5. Kontrola dostępu do funkcji i danych</w:t>
-            </w:r>
-          </w:p>
-        </w:tc>
-        <w:tc>
-          <w:tcPr>
-            <w:tcW w:type="dxa" w:w="4252"/>
-          </w:tcPr>
-          <w:p>
-            <w:pPr>
-              <w:spacing w:before="20" w:after="20"/>
-            </w:pPr>
-            <w:r>
-              <w:rPr>
-                <w:rFonts w:ascii="Aptos" w:hAnsi="Aptos"/>
-                <w:b w:val="0"/>
-                <w:i w:val="0"/>
-                <w:sz w:val="22"/>
-              </w:rPr>
             </w:r>
           </w:p>
         </w:tc>
@@ -3020,7 +2675,7 @@
         </w:tc>
         <w:tc>
           <w:tcPr>
-            <w:tcW w:type="dxa" w:w="4536"/>
+            <w:tcW w:type="dxa" w:w="8788"/>
           </w:tcPr>
           <w:p>
             <w:pPr>
@@ -3034,24 +2689,6 @@
                 <w:sz w:val="22"/>
               </w:rPr>
               <w:t>Definicja i znaczenie kontroli dostępu.</w:t>
-            </w:r>
-          </w:p>
-        </w:tc>
-        <w:tc>
-          <w:tcPr>
-            <w:tcW w:type="dxa" w:w="4252"/>
-          </w:tcPr>
-          <w:p>
-            <w:pPr>
-              <w:spacing w:before="20" w:after="20"/>
-            </w:pPr>
-            <w:r>
-              <w:rPr>
-                <w:rFonts w:ascii="Aptos" w:hAnsi="Aptos"/>
-                <w:b w:val="0"/>
-                <w:i w:val="0"/>
-                <w:sz w:val="22"/>
-              </w:rPr>
             </w:r>
           </w:p>
         </w:tc>
@@ -3078,7 +2715,7 @@
         </w:tc>
         <w:tc>
           <w:tcPr>
-            <w:tcW w:type="dxa" w:w="4536"/>
+            <w:tcW w:type="dxa" w:w="8788"/>
           </w:tcPr>
           <w:p>
             <w:pPr>
@@ -3092,24 +2729,6 @@
                 <w:sz w:val="22"/>
               </w:rPr>
               <w:t>Najlepsze praktyki implementacji.</w:t>
-            </w:r>
-          </w:p>
-        </w:tc>
-        <w:tc>
-          <w:tcPr>
-            <w:tcW w:type="dxa" w:w="4252"/>
-          </w:tcPr>
-          <w:p>
-            <w:pPr>
-              <w:spacing w:before="20" w:after="20"/>
-            </w:pPr>
-            <w:r>
-              <w:rPr>
-                <w:rFonts w:ascii="Aptos" w:hAnsi="Aptos"/>
-                <w:b w:val="0"/>
-                <w:i w:val="0"/>
-                <w:sz w:val="22"/>
-              </w:rPr>
             </w:r>
           </w:p>
         </w:tc>
@@ -3136,7 +2755,7 @@
         </w:tc>
         <w:tc>
           <w:tcPr>
-            <w:tcW w:type="dxa" w:w="4536"/>
+            <w:tcW w:type="dxa" w:w="8788"/>
           </w:tcPr>
           <w:p>
             <w:pPr>
@@ -3150,24 +2769,6 @@
                 <w:sz w:val="22"/>
               </w:rPr>
               <w:t>Przykłady problemów i ich rozwiązania.</w:t>
-            </w:r>
-          </w:p>
-        </w:tc>
-        <w:tc>
-          <w:tcPr>
-            <w:tcW w:type="dxa" w:w="4252"/>
-          </w:tcPr>
-          <w:p>
-            <w:pPr>
-              <w:spacing w:before="20" w:after="20"/>
-            </w:pPr>
-            <w:r>
-              <w:rPr>
-                <w:rFonts w:ascii="Aptos" w:hAnsi="Aptos"/>
-                <w:b w:val="0"/>
-                <w:i w:val="0"/>
-                <w:sz w:val="22"/>
-              </w:rPr>
             </w:r>
           </w:p>
         </w:tc>
@@ -3194,7 +2795,7 @@
         </w:tc>
         <w:tc>
           <w:tcPr>
-            <w:tcW w:type="dxa" w:w="4536"/>
+            <w:tcW w:type="dxa" w:w="8788"/>
           </w:tcPr>
           <w:p>
             <w:pPr>
@@ -3208,24 +2809,6 @@
                 <w:sz w:val="22"/>
               </w:rPr>
               <w:t>Ćwiczenia praktyczne: Implementacja mechanizmów kontroli dostępu w aplikacjach.</w:t>
-            </w:r>
-          </w:p>
-        </w:tc>
-        <w:tc>
-          <w:tcPr>
-            <w:tcW w:type="dxa" w:w="4252"/>
-          </w:tcPr>
-          <w:p>
-            <w:pPr>
-              <w:spacing w:before="20" w:after="20"/>
-            </w:pPr>
-            <w:r>
-              <w:rPr>
-                <w:rFonts w:ascii="Aptos" w:hAnsi="Aptos"/>
-                <w:b w:val="0"/>
-                <w:i w:val="0"/>
-                <w:sz w:val="22"/>
-              </w:rPr>
             </w:r>
           </w:p>
         </w:tc>
@@ -3252,7 +2835,7 @@
         </w:tc>
         <w:tc>
           <w:tcPr>
-            <w:tcW w:type="dxa" w:w="4536"/>
+            <w:tcW w:type="dxa" w:w="8788"/>
           </w:tcPr>
           <w:p>
             <w:pPr>
@@ -3266,24 +2849,6 @@
                 <w:sz w:val="22"/>
               </w:rPr>
               <w:t>6. SQL Injection</w:t>
-            </w:r>
-          </w:p>
-        </w:tc>
-        <w:tc>
-          <w:tcPr>
-            <w:tcW w:type="dxa" w:w="4252"/>
-          </w:tcPr>
-          <w:p>
-            <w:pPr>
-              <w:spacing w:before="20" w:after="20"/>
-            </w:pPr>
-            <w:r>
-              <w:rPr>
-                <w:rFonts w:ascii="Aptos" w:hAnsi="Aptos"/>
-                <w:b w:val="0"/>
-                <w:i w:val="0"/>
-                <w:sz w:val="22"/>
-              </w:rPr>
             </w:r>
           </w:p>
         </w:tc>
@@ -3310,7 +2875,7 @@
         </w:tc>
         <w:tc>
           <w:tcPr>
-            <w:tcW w:type="dxa" w:w="4536"/>
+            <w:tcW w:type="dxa" w:w="8788"/>
           </w:tcPr>
           <w:p>
             <w:pPr>
@@ -3324,24 +2889,6 @@
                 <w:sz w:val="22"/>
               </w:rPr>
               <w:t>Mechanizmy ataku SQL Injection.</w:t>
-            </w:r>
-          </w:p>
-        </w:tc>
-        <w:tc>
-          <w:tcPr>
-            <w:tcW w:type="dxa" w:w="4252"/>
-          </w:tcPr>
-          <w:p>
-            <w:pPr>
-              <w:spacing w:before="20" w:after="20"/>
-            </w:pPr>
-            <w:r>
-              <w:rPr>
-                <w:rFonts w:ascii="Aptos" w:hAnsi="Aptos"/>
-                <w:b w:val="0"/>
-                <w:i w:val="0"/>
-                <w:sz w:val="22"/>
-              </w:rPr>
             </w:r>
           </w:p>
         </w:tc>
@@ -3368,7 +2915,7 @@
         </w:tc>
         <w:tc>
           <w:tcPr>
-            <w:tcW w:type="dxa" w:w="4536"/>
+            <w:tcW w:type="dxa" w:w="8788"/>
           </w:tcPr>
           <w:p>
             <w:pPr>
@@ -3382,24 +2929,6 @@
                 <w:sz w:val="22"/>
               </w:rPr>
               <w:t>Metody identyfikacji i zabezpieczania przed SQL Injection.</w:t>
-            </w:r>
-          </w:p>
-        </w:tc>
-        <w:tc>
-          <w:tcPr>
-            <w:tcW w:type="dxa" w:w="4252"/>
-          </w:tcPr>
-          <w:p>
-            <w:pPr>
-              <w:spacing w:before="20" w:after="20"/>
-            </w:pPr>
-            <w:r>
-              <w:rPr>
-                <w:rFonts w:ascii="Aptos" w:hAnsi="Aptos"/>
-                <w:b w:val="0"/>
-                <w:i w:val="0"/>
-                <w:sz w:val="22"/>
-              </w:rPr>
             </w:r>
           </w:p>
         </w:tc>
@@ -3426,7 +2955,7 @@
         </w:tc>
         <w:tc>
           <w:tcPr>
-            <w:tcW w:type="dxa" w:w="4536"/>
+            <w:tcW w:type="dxa" w:w="8788"/>
           </w:tcPr>
           <w:p>
             <w:pPr>
@@ -3440,24 +2969,6 @@
                 <w:sz w:val="22"/>
               </w:rPr>
               <w:t>Przykłady ataków i ich skutki.</w:t>
-            </w:r>
-          </w:p>
-        </w:tc>
-        <w:tc>
-          <w:tcPr>
-            <w:tcW w:type="dxa" w:w="4252"/>
-          </w:tcPr>
-          <w:p>
-            <w:pPr>
-              <w:spacing w:before="20" w:after="20"/>
-            </w:pPr>
-            <w:r>
-              <w:rPr>
-                <w:rFonts w:ascii="Aptos" w:hAnsi="Aptos"/>
-                <w:b w:val="0"/>
-                <w:i w:val="0"/>
-                <w:sz w:val="22"/>
-              </w:rPr>
             </w:r>
           </w:p>
         </w:tc>
@@ -3484,7 +2995,7 @@
         </w:tc>
         <w:tc>
           <w:tcPr>
-            <w:tcW w:type="dxa" w:w="4536"/>
+            <w:tcW w:type="dxa" w:w="8788"/>
           </w:tcPr>
           <w:p>
             <w:pPr>
@@ -3498,24 +3009,6 @@
                 <w:sz w:val="22"/>
               </w:rPr>
               <w:t>Ćwiczenia praktyczne: Wykrywanie i naprawa luk typu SQL Injection w aplikacjach.</w:t>
-            </w:r>
-          </w:p>
-        </w:tc>
-        <w:tc>
-          <w:tcPr>
-            <w:tcW w:type="dxa" w:w="4252"/>
-          </w:tcPr>
-          <w:p>
-            <w:pPr>
-              <w:spacing w:before="20" w:after="20"/>
-            </w:pPr>
-            <w:r>
-              <w:rPr>
-                <w:rFonts w:ascii="Aptos" w:hAnsi="Aptos"/>
-                <w:b w:val="0"/>
-                <w:i w:val="0"/>
-                <w:sz w:val="22"/>
-              </w:rPr>
             </w:r>
           </w:p>
         </w:tc>
@@ -3542,7 +3035,7 @@
         </w:tc>
         <w:tc>
           <w:tcPr>
-            <w:tcW w:type="dxa" w:w="4536"/>
+            <w:tcW w:type="dxa" w:w="8788"/>
           </w:tcPr>
           <w:p>
             <w:pPr>
@@ -3556,24 +3049,6 @@
                 <w:sz w:val="22"/>
               </w:rPr>
               <w:t>7. Cross Site Scripting (XSS)</w:t>
-            </w:r>
-          </w:p>
-        </w:tc>
-        <w:tc>
-          <w:tcPr>
-            <w:tcW w:type="dxa" w:w="4252"/>
-          </w:tcPr>
-          <w:p>
-            <w:pPr>
-              <w:spacing w:before="20" w:after="20"/>
-            </w:pPr>
-            <w:r>
-              <w:rPr>
-                <w:rFonts w:ascii="Aptos" w:hAnsi="Aptos"/>
-                <w:b w:val="0"/>
-                <w:i w:val="0"/>
-                <w:sz w:val="22"/>
-              </w:rPr>
             </w:r>
           </w:p>
         </w:tc>
@@ -3600,7 +3075,7 @@
         </w:tc>
         <w:tc>
           <w:tcPr>
-            <w:tcW w:type="dxa" w:w="4536"/>
+            <w:tcW w:type="dxa" w:w="8788"/>
           </w:tcPr>
           <w:p>
             <w:pPr>
@@ -3614,24 +3089,6 @@
                 <w:sz w:val="22"/>
               </w:rPr>
               <w:t>Typy XSS: reflected, stored, DOM-based.</w:t>
-            </w:r>
-          </w:p>
-        </w:tc>
-        <w:tc>
-          <w:tcPr>
-            <w:tcW w:type="dxa" w:w="4252"/>
-          </w:tcPr>
-          <w:p>
-            <w:pPr>
-              <w:spacing w:before="20" w:after="20"/>
-            </w:pPr>
-            <w:r>
-              <w:rPr>
-                <w:rFonts w:ascii="Aptos" w:hAnsi="Aptos"/>
-                <w:b w:val="0"/>
-                <w:i w:val="0"/>
-                <w:sz w:val="22"/>
-              </w:rPr>
             </w:r>
           </w:p>
         </w:tc>
@@ -3658,7 +3115,7 @@
         </w:tc>
         <w:tc>
           <w:tcPr>
-            <w:tcW w:type="dxa" w:w="4536"/>
+            <w:tcW w:type="dxa" w:w="8788"/>
           </w:tcPr>
           <w:p>
             <w:pPr>
@@ -3672,24 +3129,6 @@
                 <w:sz w:val="22"/>
               </w:rPr>
               <w:t>Techniki wykrywania i zabezpieczania przed XSS.</w:t>
-            </w:r>
-          </w:p>
-        </w:tc>
-        <w:tc>
-          <w:tcPr>
-            <w:tcW w:type="dxa" w:w="4252"/>
-          </w:tcPr>
-          <w:p>
-            <w:pPr>
-              <w:spacing w:before="20" w:after="20"/>
-            </w:pPr>
-            <w:r>
-              <w:rPr>
-                <w:rFonts w:ascii="Aptos" w:hAnsi="Aptos"/>
-                <w:b w:val="0"/>
-                <w:i w:val="0"/>
-                <w:sz w:val="22"/>
-              </w:rPr>
             </w:r>
           </w:p>
         </w:tc>
@@ -3716,7 +3155,7 @@
         </w:tc>
         <w:tc>
           <w:tcPr>
-            <w:tcW w:type="dxa" w:w="4536"/>
+            <w:tcW w:type="dxa" w:w="8788"/>
           </w:tcPr>
           <w:p>
             <w:pPr>
@@ -3730,24 +3169,6 @@
                 <w:sz w:val="22"/>
               </w:rPr>
               <w:t>Przykłady ataków i ich skutki.</w:t>
-            </w:r>
-          </w:p>
-        </w:tc>
-        <w:tc>
-          <w:tcPr>
-            <w:tcW w:type="dxa" w:w="4252"/>
-          </w:tcPr>
-          <w:p>
-            <w:pPr>
-              <w:spacing w:before="20" w:after="20"/>
-            </w:pPr>
-            <w:r>
-              <w:rPr>
-                <w:rFonts w:ascii="Aptos" w:hAnsi="Aptos"/>
-                <w:b w:val="0"/>
-                <w:i w:val="0"/>
-                <w:sz w:val="22"/>
-              </w:rPr>
             </w:r>
           </w:p>
         </w:tc>
@@ -3774,7 +3195,7 @@
         </w:tc>
         <w:tc>
           <w:tcPr>
-            <w:tcW w:type="dxa" w:w="4536"/>
+            <w:tcW w:type="dxa" w:w="8788"/>
           </w:tcPr>
           <w:p>
             <w:pPr>
@@ -3788,24 +3209,6 @@
                 <w:sz w:val="22"/>
               </w:rPr>
               <w:t>Ćwiczenia praktyczne: Symulacja ataków XSS i implementacja zabezpieczeń.</w:t>
-            </w:r>
-          </w:p>
-        </w:tc>
-        <w:tc>
-          <w:tcPr>
-            <w:tcW w:type="dxa" w:w="4252"/>
-          </w:tcPr>
-          <w:p>
-            <w:pPr>
-              <w:spacing w:before="20" w:after="20"/>
-            </w:pPr>
-            <w:r>
-              <w:rPr>
-                <w:rFonts w:ascii="Aptos" w:hAnsi="Aptos"/>
-                <w:b w:val="0"/>
-                <w:i w:val="0"/>
-                <w:sz w:val="22"/>
-              </w:rPr>
             </w:r>
           </w:p>
         </w:tc>
@@ -3832,7 +3235,7 @@
         </w:tc>
         <w:tc>
           <w:tcPr>
-            <w:tcW w:type="dxa" w:w="4536"/>
+            <w:tcW w:type="dxa" w:w="8788"/>
           </w:tcPr>
           <w:p>
             <w:pPr>
@@ -3846,24 +3249,6 @@
                 <w:sz w:val="22"/>
               </w:rPr>
               <w:t>8. Obsługa danych z niezaufanego źródła Znaczenie walidacji danych.</w:t>
-            </w:r>
-          </w:p>
-        </w:tc>
-        <w:tc>
-          <w:tcPr>
-            <w:tcW w:type="dxa" w:w="4252"/>
-          </w:tcPr>
-          <w:p>
-            <w:pPr>
-              <w:spacing w:before="20" w:after="20"/>
-            </w:pPr>
-            <w:r>
-              <w:rPr>
-                <w:rFonts w:ascii="Aptos" w:hAnsi="Aptos"/>
-                <w:b w:val="0"/>
-                <w:i w:val="0"/>
-                <w:sz w:val="22"/>
-              </w:rPr>
             </w:r>
           </w:p>
         </w:tc>
@@ -3890,7 +3275,7 @@
         </w:tc>
         <w:tc>
           <w:tcPr>
-            <w:tcW w:type="dxa" w:w="4536"/>
+            <w:tcW w:type="dxa" w:w="8788"/>
           </w:tcPr>
           <w:p>
             <w:pPr>
@@ -3904,24 +3289,6 @@
                 <w:sz w:val="22"/>
               </w:rPr>
               <w:t>Techniki bezpiecznego przetwarzania danych.</w:t>
-            </w:r>
-          </w:p>
-        </w:tc>
-        <w:tc>
-          <w:tcPr>
-            <w:tcW w:type="dxa" w:w="4252"/>
-          </w:tcPr>
-          <w:p>
-            <w:pPr>
-              <w:spacing w:before="20" w:after="20"/>
-            </w:pPr>
-            <w:r>
-              <w:rPr>
-                <w:rFonts w:ascii="Aptos" w:hAnsi="Aptos"/>
-                <w:b w:val="0"/>
-                <w:i w:val="0"/>
-                <w:sz w:val="22"/>
-              </w:rPr>
             </w:r>
           </w:p>
         </w:tc>
@@ -3948,7 +3315,7 @@
         </w:tc>
         <w:tc>
           <w:tcPr>
-            <w:tcW w:type="dxa" w:w="4536"/>
+            <w:tcW w:type="dxa" w:w="8788"/>
           </w:tcPr>
           <w:p>
             <w:pPr>
@@ -3962,24 +3329,6 @@
                 <w:sz w:val="22"/>
               </w:rPr>
               <w:t>Przykłady zagrożeń związanych z danymi niezaufanymi.</w:t>
-            </w:r>
-          </w:p>
-        </w:tc>
-        <w:tc>
-          <w:tcPr>
-            <w:tcW w:type="dxa" w:w="4252"/>
-          </w:tcPr>
-          <w:p>
-            <w:pPr>
-              <w:spacing w:before="20" w:after="20"/>
-            </w:pPr>
-            <w:r>
-              <w:rPr>
-                <w:rFonts w:ascii="Aptos" w:hAnsi="Aptos"/>
-                <w:b w:val="0"/>
-                <w:i w:val="0"/>
-                <w:sz w:val="22"/>
-              </w:rPr>
             </w:r>
           </w:p>
         </w:tc>
@@ -4006,7 +3355,7 @@
         </w:tc>
         <w:tc>
           <w:tcPr>
-            <w:tcW w:type="dxa" w:w="4536"/>
+            <w:tcW w:type="dxa" w:w="8788"/>
           </w:tcPr>
           <w:p>
             <w:pPr>
@@ -4020,24 +3369,6 @@
                 <w:sz w:val="22"/>
               </w:rPr>
               <w:t>Ćwiczenia praktyczne: Implementacja walidacji danych w aplikacjach.</w:t>
-            </w:r>
-          </w:p>
-        </w:tc>
-        <w:tc>
-          <w:tcPr>
-            <w:tcW w:type="dxa" w:w="4252"/>
-          </w:tcPr>
-          <w:p>
-            <w:pPr>
-              <w:spacing w:before="20" w:after="20"/>
-            </w:pPr>
-            <w:r>
-              <w:rPr>
-                <w:rFonts w:ascii="Aptos" w:hAnsi="Aptos"/>
-                <w:b w:val="0"/>
-                <w:i w:val="0"/>
-                <w:sz w:val="22"/>
-              </w:rPr>
             </w:r>
           </w:p>
         </w:tc>
@@ -4064,7 +3395,7 @@
         </w:tc>
         <w:tc>
           <w:tcPr>
-            <w:tcW w:type="dxa" w:w="4536"/>
+            <w:tcW w:type="dxa" w:w="8788"/>
           </w:tcPr>
           <w:p>
             <w:pPr>
@@ -4078,24 +3409,6 @@
                 <w:sz w:val="22"/>
               </w:rPr>
               <w:t>9. Błędy konfiguracji Najczęstsze błędy konfiguracji systemów IT.</w:t>
-            </w:r>
-          </w:p>
-        </w:tc>
-        <w:tc>
-          <w:tcPr>
-            <w:tcW w:type="dxa" w:w="4252"/>
-          </w:tcPr>
-          <w:p>
-            <w:pPr>
-              <w:spacing w:before="20" w:after="20"/>
-            </w:pPr>
-            <w:r>
-              <w:rPr>
-                <w:rFonts w:ascii="Aptos" w:hAnsi="Aptos"/>
-                <w:b w:val="0"/>
-                <w:i w:val="0"/>
-                <w:sz w:val="22"/>
-              </w:rPr>
             </w:r>
           </w:p>
         </w:tc>
@@ -4122,7 +3435,7 @@
         </w:tc>
         <w:tc>
           <w:tcPr>
-            <w:tcW w:type="dxa" w:w="4536"/>
+            <w:tcW w:type="dxa" w:w="8788"/>
           </w:tcPr>
           <w:p>
             <w:pPr>
@@ -4136,24 +3449,6 @@
                 <w:sz w:val="22"/>
               </w:rPr>
               <w:t>Metody identyfikacji i korekty.</w:t>
-            </w:r>
-          </w:p>
-        </w:tc>
-        <w:tc>
-          <w:tcPr>
-            <w:tcW w:type="dxa" w:w="4252"/>
-          </w:tcPr>
-          <w:p>
-            <w:pPr>
-              <w:spacing w:before="20" w:after="20"/>
-            </w:pPr>
-            <w:r>
-              <w:rPr>
-                <w:rFonts w:ascii="Aptos" w:hAnsi="Aptos"/>
-                <w:b w:val="0"/>
-                <w:i w:val="0"/>
-                <w:sz w:val="22"/>
-              </w:rPr>
             </w:r>
           </w:p>
         </w:tc>
@@ -4180,7 +3475,7 @@
         </w:tc>
         <w:tc>
           <w:tcPr>
-            <w:tcW w:type="dxa" w:w="4536"/>
+            <w:tcW w:type="dxa" w:w="8788"/>
           </w:tcPr>
           <w:p>
             <w:pPr>
@@ -4194,24 +3489,6 @@
                 <w:sz w:val="22"/>
               </w:rPr>
               <w:t>Przykłady konsekwencji błędnej konfiguracji.</w:t>
-            </w:r>
-          </w:p>
-        </w:tc>
-        <w:tc>
-          <w:tcPr>
-            <w:tcW w:type="dxa" w:w="4252"/>
-          </w:tcPr>
-          <w:p>
-            <w:pPr>
-              <w:spacing w:before="20" w:after="20"/>
-            </w:pPr>
-            <w:r>
-              <w:rPr>
-                <w:rFonts w:ascii="Aptos" w:hAnsi="Aptos"/>
-                <w:b w:val="0"/>
-                <w:i w:val="0"/>
-                <w:sz w:val="22"/>
-              </w:rPr>
             </w:r>
           </w:p>
         </w:tc>
@@ -4238,7 +3515,7 @@
         </w:tc>
         <w:tc>
           <w:tcPr>
-            <w:tcW w:type="dxa" w:w="4536"/>
+            <w:tcW w:type="dxa" w:w="8788"/>
           </w:tcPr>
           <w:p>
             <w:pPr>
@@ -4252,24 +3529,6 @@
                 <w:sz w:val="22"/>
               </w:rPr>
               <w:t>Ćwiczenia praktyczne: Audyt konfiguracji systemów i implementacja poprawnych ustawień.</w:t>
-            </w:r>
-          </w:p>
-        </w:tc>
-        <w:tc>
-          <w:tcPr>
-            <w:tcW w:type="dxa" w:w="4252"/>
-          </w:tcPr>
-          <w:p>
-            <w:pPr>
-              <w:spacing w:before="20" w:after="20"/>
-            </w:pPr>
-            <w:r>
-              <w:rPr>
-                <w:rFonts w:ascii="Aptos" w:hAnsi="Aptos"/>
-                <w:b w:val="0"/>
-                <w:i w:val="0"/>
-                <w:sz w:val="22"/>
-              </w:rPr>
             </w:r>
           </w:p>
         </w:tc>
@@ -4296,7 +3555,7 @@
         </w:tc>
         <w:tc>
           <w:tcPr>
-            <w:tcW w:type="dxa" w:w="4536"/>
+            <w:tcW w:type="dxa" w:w="8788"/>
           </w:tcPr>
           <w:p>
             <w:pPr>
@@ -4310,24 +3569,6 @@
                 <w:sz w:val="22"/>
               </w:rPr>
               <w:t>10. Testowanie typu Black Box</w:t>
-            </w:r>
-          </w:p>
-        </w:tc>
-        <w:tc>
-          <w:tcPr>
-            <w:tcW w:type="dxa" w:w="4252"/>
-          </w:tcPr>
-          <w:p>
-            <w:pPr>
-              <w:spacing w:before="20" w:after="20"/>
-            </w:pPr>
-            <w:r>
-              <w:rPr>
-                <w:rFonts w:ascii="Aptos" w:hAnsi="Aptos"/>
-                <w:b w:val="0"/>
-                <w:i w:val="0"/>
-                <w:sz w:val="22"/>
-              </w:rPr>
             </w:r>
           </w:p>
         </w:tc>
@@ -4354,7 +3595,7 @@
         </w:tc>
         <w:tc>
           <w:tcPr>
-            <w:tcW w:type="dxa" w:w="4536"/>
+            <w:tcW w:type="dxa" w:w="8788"/>
           </w:tcPr>
           <w:p>
             <w:pPr>
@@ -4368,24 +3609,6 @@
                 <w:sz w:val="22"/>
               </w:rPr>
               <w:t>Definicja i cel testowania typu Black Box.</w:t>
-            </w:r>
-          </w:p>
-        </w:tc>
-        <w:tc>
-          <w:tcPr>
-            <w:tcW w:type="dxa" w:w="4252"/>
-          </w:tcPr>
-          <w:p>
-            <w:pPr>
-              <w:spacing w:before="20" w:after="20"/>
-            </w:pPr>
-            <w:r>
-              <w:rPr>
-                <w:rFonts w:ascii="Aptos" w:hAnsi="Aptos"/>
-                <w:b w:val="0"/>
-                <w:i w:val="0"/>
-                <w:sz w:val="22"/>
-              </w:rPr>
             </w:r>
           </w:p>
         </w:tc>
@@ -4412,7 +3635,7 @@
         </w:tc>
         <w:tc>
           <w:tcPr>
-            <w:tcW w:type="dxa" w:w="4536"/>
+            <w:tcW w:type="dxa" w:w="8788"/>
           </w:tcPr>
           <w:p>
             <w:pPr>
@@ -4426,24 +3649,6 @@
                 <w:sz w:val="22"/>
               </w:rPr>
               <w:t>Techniki i narzędzia używane w testach Black Box.</w:t>
-            </w:r>
-          </w:p>
-        </w:tc>
-        <w:tc>
-          <w:tcPr>
-            <w:tcW w:type="dxa" w:w="4252"/>
-          </w:tcPr>
-          <w:p>
-            <w:pPr>
-              <w:spacing w:before="20" w:after="20"/>
-            </w:pPr>
-            <w:r>
-              <w:rPr>
-                <w:rFonts w:ascii="Aptos" w:hAnsi="Aptos"/>
-                <w:b w:val="0"/>
-                <w:i w:val="0"/>
-                <w:sz w:val="22"/>
-              </w:rPr>
             </w:r>
           </w:p>
         </w:tc>
@@ -4470,7 +3675,7 @@
         </w:tc>
         <w:tc>
           <w:tcPr>
-            <w:tcW w:type="dxa" w:w="4536"/>
+            <w:tcW w:type="dxa" w:w="8788"/>
           </w:tcPr>
           <w:p>
             <w:pPr>
@@ -4484,24 +3689,6 @@
                 <w:sz w:val="22"/>
               </w:rPr>
               <w:t>Przykłady scenariuszy testowych.</w:t>
-            </w:r>
-          </w:p>
-        </w:tc>
-        <w:tc>
-          <w:tcPr>
-            <w:tcW w:type="dxa" w:w="4252"/>
-          </w:tcPr>
-          <w:p>
-            <w:pPr>
-              <w:spacing w:before="20" w:after="20"/>
-            </w:pPr>
-            <w:r>
-              <w:rPr>
-                <w:rFonts w:ascii="Aptos" w:hAnsi="Aptos"/>
-                <w:b w:val="0"/>
-                <w:i w:val="0"/>
-                <w:sz w:val="22"/>
-              </w:rPr>
             </w:r>
           </w:p>
         </w:tc>
@@ -4528,7 +3715,7 @@
         </w:tc>
         <w:tc>
           <w:tcPr>
-            <w:tcW w:type="dxa" w:w="4536"/>
+            <w:tcW w:type="dxa" w:w="8788"/>
           </w:tcPr>
           <w:p>
             <w:pPr>
@@ -4542,24 +3729,6 @@
                 <w:sz w:val="22"/>
               </w:rPr>
               <w:t>Ćwiczenia praktyczne: Przeprowadzanie testów Black Box na rzeczywistych systemach.</w:t>
-            </w:r>
-          </w:p>
-        </w:tc>
-        <w:tc>
-          <w:tcPr>
-            <w:tcW w:type="dxa" w:w="4252"/>
-          </w:tcPr>
-          <w:p>
-            <w:pPr>
-              <w:spacing w:before="20" w:after="20"/>
-            </w:pPr>
-            <w:r>
-              <w:rPr>
-                <w:rFonts w:ascii="Aptos" w:hAnsi="Aptos"/>
-                <w:b w:val="0"/>
-                <w:i w:val="0"/>
-                <w:sz w:val="22"/>
-              </w:rPr>
             </w:r>
           </w:p>
         </w:tc>
